--- a/companies/calderwood-partners/People/2014.06.07 - Onboarding - Nicole Griffin.docx
+++ b/companies/calderwood-partners/People/2014.06.07 - Onboarding - Nicole Griffin.docx
@@ -7,27 +7,27 @@
         <w:pStyle w:val="Heading1"/>
       </w:pPr>
       <w:r>
-        <w:t>Onboarding record: Nicole Griffin</w:t>
+        <w:t>Welcome to Calderwood Partners: Nicole Griffin</w:t>
       </w:r>
     </w:p>
     <w:p>
       <w:r>
-        <w:t>Nicole Griffin has joined the Advisory practice as a Research Associate, and this record sets out her role and how the first weeks should go. Her ground is sourcing: running down data requests, assembling the company and market material an engagement depends on, and keeping an honest account of what has been asked for and what is still open. The second half of that matters as much as the first. A team can wait a day for an answer; what it cannot absorb is a request that quietly slips off the list. We hired her because she keeps that account clean and writes it up so anyone on the team can see at a glance where a request stands. Her notes tend to run as short, scannable lists rather than prose, which is the right form for this seat: they are built to be picked up mid-engagement by whoever needs them.</w:t>
+        <w:t>It is a pleasure to welcome you to Calderwood Partners, Nicole Griffin, and to put down in writing, in the plain fashion the firm prefers for such things, what your first weeks with us are meant to hold. You join us as a Research Associate in the Advisory practice, and I want to be clear at the outset about why the role matters more than its modest title suggests: every engagement we run rests on a body of source material, from public filings to the notes taken in a working session, and the worth of that material depends almost entirely on whether it has been gathered carefully and kept in an order a colleague can still find it in months later, which is the work we are asking you to own.</w:t>
       </w:r>
     </w:p>
     <w:p>
       <w:r>
-        <w:t>Nicole reports to Jason Torres, Principal. Jason will set her assignments and decide the order when several teams are asking for her time at once. She should carry those conflicts to him rather than settle the priority herself, and anything that runs past what Jason can resolve she can bring to me. Through the first month I would expect her and Jason to sit down briefly each week, less to review output than to keep the queue of requests honest and current.</w:t>
+        <w:t>You will report to Jason Torres, Principal, who will set your assignments, decide how your time is spread across the engagements in flight, and be your first reader on anything you prepare for a team's use; I would encourage you to treat his questions as the quickest way to learn the firm's standards rather than as a hurdle to clear. Your days will place you alongside the consultants and associates doing the analysis, and the discipline we care most about is that the shared record stay reliable, so that no one at the firm rebuilds a piece of work that already exists for the simple reason that they could not lay hands on the first version of it.</w:t>
       </w:r>
     </w:p>
     <w:p>
       <w:r>
-        <w:t>I would keep the first couple of weeks light on volume and heavy on reading. She should spend that time in recent engagement files, both to see how we frame a request and to get a feel for what a finished piece of research looks like here before the live ones start arriving. Getting familiar with our standing sources early will save her time later. Her systems and equipment go through Operations in the first days; they know she is starting and will come find her. Her desk is with the rest of Advisory, which is where most of what she needs to learn will actually reach her. Much of the material she will handle is client-confidential, so she should get into the habit early of treating every file that way.</w:t>
+        <w:t>In practical terms, human resources will have your paperwork and your systems access ready on your first morning, and Jason will attach you to a live engagement within your first days, because we have found the method is learned far better on real work than from any note like this one. For the first month I would ask mainly that you watch how the senior people work before taking a great deal on yourself, since the habits that keep our source-gathering trustworthy, above all the care never to let a tidy summary quietly stand in for the document it was drawn from, are picked up more surely at close range than from any instruction I could set down here.</w:t>
       </w:r>
     </w:p>
     <w:p>
       <w:r>
-        <w:t>One habit outweighs the rest in this seat. When a source will not support the claim a team wants to make, she should say so plainly and mark the gap, not smooth it over. A note that is honest about what it could not establish is worth more to us than one that looks finished and hides a hole. Julie Ramsey will read a few of her early pieces while the conventions are still settling, which is ordinary for a new associate and no cause for worry.</w:t>
+        <w:t>Your first concrete step is to sit down with Jason Torres this week, let him walk you through the engagement he has in mind, and agree how the two of you will work together; anything that falls outside that conversation, or that you would rather raise away from your reporting line, you are welcome to bring to me directly. I am Julie Ramsey, and I am glad you have joined the firm.</w:t>
       </w:r>
     </w:p>
     <w:sectPr>
